--- a/pythonapi/docxtemplates/sell_contract.docx
+++ b/pythonapi/docxtemplates/sell_contract.docx
@@ -167,143 +167,10 @@
       </w:pPr>
       <w:r>
         <w:rPr>
-          <w:rFonts w:ascii="Times New Roman" w:cs="Times New Roman" w:eastAsia="Times New Roman" w:hAnsi="Times New Roman"/>
-          <w:sz w:val="22"/>
-          <w:szCs w:val="22"/>
-          <w:rtl w:val="0"/>
-        </w:rPr>
-        <w:t xml:space="preserve">Entre de una parte </w:t>
-      </w:r>
-      <w:r>
-        <w:rPr>
-          <w:rFonts w:ascii="Times New Roman" w:cs="Times New Roman" w:eastAsia="Times New Roman" w:hAnsi="Times New Roman"/>
-          <w:b w:val="1"/>
-          <w:bCs w:val="1"/>
-          <w:sz w:val="22"/>
-          <w:szCs w:val="22"/>
-          <w:u w:val="single"/>
-          <w:rtl w:val="0"/>
-        </w:rPr>
-        <w:t xml:space="preserve">{{VENDEDOR_NOMBRE}}</w:t>
-      </w:r>
-      <w:r>
-        <w:rPr>
-          <w:rFonts w:ascii="Times New Roman" w:cs="Times New Roman" w:eastAsia="Times New Roman" w:hAnsi="Times New Roman"/>
-          <w:sz w:val="22"/>
-          <w:szCs w:val="22"/>
-          <w:rtl w:val="0"/>
-        </w:rPr>
-        <w:t xml:space="preserve">, de nacionalidad </w:t>
-      </w:r>
-      <w:r>
-        <w:rPr>
-          <w:rFonts w:ascii="Times New Roman" w:cs="Times New Roman" w:eastAsia="Times New Roman" w:hAnsi="Times New Roman"/>
-          <w:b w:val="1"/>
-          <w:bCs w:val="1"/>
-          <w:sz w:val="22"/>
-          <w:szCs w:val="22"/>
-          <w:u w:val="single"/>
-          <w:rtl w:val="0"/>
-        </w:rPr>
-        <w:t xml:space="preserve">{{VENDEDOR_NACIONALIDAD}}</w:t>
-      </w:r>
-      <w:r>
-        <w:rPr>
-          <w:rFonts w:ascii="Times New Roman" w:cs="Times New Roman" w:eastAsia="Times New Roman" w:hAnsi="Times New Roman"/>
-          <w:sz w:val="22"/>
-          <w:szCs w:val="22"/>
-          <w:rtl w:val="0"/>
-        </w:rPr>
-        <w:t xml:space="preserve">, mayor de edad, </w:t>
-      </w:r>
-      <w:r>
-        <w:rPr>
-          <w:rFonts w:ascii="Times New Roman" w:cs="Times New Roman" w:eastAsia="Times New Roman" w:hAnsi="Times New Roman"/>
-          <w:b w:val="1"/>
-          <w:bCs w:val="1"/>
-          <w:sz w:val="22"/>
-          <w:szCs w:val="22"/>
-          <w:u w:val="single"/>
-          <w:rtl w:val="0"/>
-        </w:rPr>
-        <w:t xml:space="preserve">{{VENDEDOR_ESTADO_CIVIL}}</w:t>
-      </w:r>
-      <w:r>
-        <w:rPr>
-          <w:rFonts w:ascii="Times New Roman" w:cs="Times New Roman" w:eastAsia="Times New Roman" w:hAnsi="Times New Roman"/>
-          <w:sz w:val="22"/>
-          <w:szCs w:val="22"/>
-          <w:rtl w:val="0"/>
-        </w:rPr>
-        <w:t xml:space="preserve">, </w:t>
-      </w:r>
-      <w:r>
-        <w:rPr>
-          <w:rFonts w:ascii="Times New Roman" w:cs="Times New Roman" w:eastAsia="Times New Roman" w:hAnsi="Times New Roman"/>
-          <w:b w:val="1"/>
-          <w:bCs w:val="1"/>
-          <w:sz w:val="22"/>
-          <w:szCs w:val="22"/>
-          <w:u w:val="single"/>
-          <w:rtl w:val="0"/>
-        </w:rPr>
-        <w:t xml:space="preserve">{{VENDEDOR_OCUPACION}}</w:t>
-      </w:r>
-      <w:r>
-        <w:rPr>
-          <w:rFonts w:ascii="Times New Roman" w:cs="Times New Roman" w:eastAsia="Times New Roman" w:hAnsi="Times New Roman"/>
-          <w:sz w:val="22"/>
-          <w:szCs w:val="22"/>
-          <w:rtl w:val="0"/>
-        </w:rPr>
-        <w:t xml:space="preserve">, portador(a) de la cédula de Identidad y Electoral No. </w:t>
-      </w:r>
-      <w:r>
-        <w:rPr>
-          <w:rFonts w:ascii="Times New Roman" w:cs="Times New Roman" w:eastAsia="Times New Roman" w:hAnsi="Times New Roman"/>
-          <w:b w:val="1"/>
-          <w:bCs w:val="1"/>
-          <w:sz w:val="22"/>
-          <w:szCs w:val="22"/>
-          <w:u w:val="single"/>
-          <w:rtl w:val="0"/>
-        </w:rPr>
-        <w:t xml:space="preserve">{{VENDEDOR_CEDULA}}</w:t>
-      </w:r>
-      <w:r>
-        <w:rPr>
-          <w:rFonts w:ascii="Times New Roman" w:cs="Times New Roman" w:eastAsia="Times New Roman" w:hAnsi="Times New Roman"/>
-          <w:sz w:val="22"/>
-          <w:szCs w:val="22"/>
-          <w:rtl w:val="0"/>
-        </w:rPr>
-        <w:t xml:space="preserve">, domiciliado(a) y residente en </w:t>
-      </w:r>
-      <w:r>
-        <w:rPr>
-          <w:rFonts w:ascii="Times New Roman" w:cs="Times New Roman" w:eastAsia="Times New Roman" w:hAnsi="Times New Roman"/>
-          <w:b w:val="1"/>
-          <w:bCs w:val="1"/>
-          <w:sz w:val="22"/>
-          <w:szCs w:val="22"/>
-          <w:u w:val="single"/>
-          <w:rtl w:val="0"/>
-        </w:rPr>
-        <w:t xml:space="preserve">{{VENDEDOR_DOMICILIO}}</w:t>
-      </w:r>
-      <w:r>
-        <w:rPr>
-          <w:rFonts w:ascii="Times New Roman" w:cs="Times New Roman" w:eastAsia="Times New Roman" w:hAnsi="Times New Roman"/>
-          <w:sz w:val="22"/>
-          <w:szCs w:val="22"/>
-          <w:rtl w:val="0"/>
-        </w:rPr>
-        <w:t xml:space="preserve">;</w:t>
-      </w:r>
-      <w:r>
-        <w:rPr>
-          <w:rtl w:val="0"/>
-        </w:rPr>
+          <w:rFonts w:ascii="Times New Roman" w:hAnsi="Times New Roman"/>
+          <w:sz w:val="22"/>
+        </w:rPr>
+        <w:t>Entre de una parte {{r VENDEDOR_BLOQUE}};</w:t>
       </w:r>
     </w:p>
     <w:p>
@@ -314,53 +181,10 @@
       </w:pPr>
       <w:r>
         <w:rPr>
-          <w:rFonts w:ascii="Times New Roman" w:cs="Times New Roman" w:eastAsia="Times New Roman" w:hAnsi="Times New Roman"/>
-          <w:sz w:val="22"/>
-          <w:szCs w:val="22"/>
-          <w:rtl w:val="0"/>
-        </w:rPr>
-        <w:t xml:space="preserve">quien en lo que sigue del presente contrato se </w:t>
-      </w:r>
-      <w:r>
-        <w:rPr>
-          <w:rtl w:val="0"/>
-        </w:rPr>
-        <w:t xml:space="preserve">denominará</w:t>
-      </w:r>
-      <w:r>
-        <w:rPr>
-          <w:rFonts w:ascii="Times New Roman" w:cs="Times New Roman" w:eastAsia="Times New Roman" w:hAnsi="Times New Roman"/>
-          <w:sz w:val="22"/>
-          <w:szCs w:val="22"/>
-          <w:rtl w:val="0"/>
-        </w:rPr>
-        <w:t xml:space="preserve"> </w:t>
-      </w:r>
-      <w:r>
-        <w:rPr>
-          <w:rFonts w:ascii="Times New Roman" w:cs="Times New Roman" w:eastAsia="Times New Roman" w:hAnsi="Times New Roman"/>
-          <w:b w:val="1"/>
-          <w:bCs w:val="1"/>
-          <w:sz w:val="22"/>
-          <w:szCs w:val="22"/>
-          <w:u w:val="single"/>
-          <w:rtl w:val="0"/>
-        </w:rPr>
-        <w:t xml:space="preserve">{{DENOMINACION_VENDEDORES}}</w:t>
-      </w:r>
-      <w:r>
-        <w:rPr>
-          <w:rFonts w:ascii="Times New Roman" w:cs="Times New Roman" w:eastAsia="Times New Roman" w:hAnsi="Times New Roman"/>
-          <w:sz w:val="22"/>
-          <w:szCs w:val="22"/>
-          <w:rtl w:val="0"/>
-        </w:rPr>
-        <w:t xml:space="preserve">; y de la otra parte:</w:t>
-      </w:r>
-      <w:r>
-        <w:rPr>
-          <w:rtl w:val="0"/>
-        </w:rPr>
+          <w:rFonts w:ascii="Times New Roman" w:hAnsi="Times New Roman"/>
+          <w:sz w:val="22"/>
+        </w:rPr>
+        <w:t>{{VENDEDOR_QUIEN}} en lo que {{VENDEDOR_SIGUE}} del presente contrato {{VENDEDOR_SE_DENOMINARA}} {{DENOMINACION_VENDEDORES}}; y de la otra parte:</w:t>
       </w:r>
     </w:p>
     <w:p>
@@ -382,134 +206,10 @@
       </w:pPr>
       <w:r>
         <w:rPr>
-          <w:rFonts w:ascii="Times New Roman" w:cs="Times New Roman" w:eastAsia="Times New Roman" w:hAnsi="Times New Roman"/>
-          <w:b w:val="1"/>
-          <w:bCs w:val="1"/>
-          <w:sz w:val="22"/>
-          <w:szCs w:val="22"/>
-          <w:u w:val="single"/>
-          <w:rtl w:val="0"/>
-        </w:rPr>
-        <w:t xml:space="preserve">{{COMPRADOR_NOMBRE}}</w:t>
-      </w:r>
-      <w:r>
-        <w:rPr>
-          <w:rFonts w:ascii="Times New Roman" w:cs="Times New Roman" w:eastAsia="Times New Roman" w:hAnsi="Times New Roman"/>
-          <w:sz w:val="22"/>
-          <w:szCs w:val="22"/>
-          <w:rtl w:val="0"/>
-        </w:rPr>
-        <w:t xml:space="preserve">, de nacionalidad </w:t>
-      </w:r>
-      <w:r>
-        <w:rPr>
-          <w:rFonts w:ascii="Times New Roman" w:cs="Times New Roman" w:eastAsia="Times New Roman" w:hAnsi="Times New Roman"/>
-          <w:b w:val="1"/>
-          <w:bCs w:val="1"/>
-          <w:sz w:val="22"/>
-          <w:szCs w:val="22"/>
-          <w:u w:val="single"/>
-          <w:rtl w:val="0"/>
-        </w:rPr>
-        <w:t xml:space="preserve">{{COMPRADOR_NACIONALIDAD}}</w:t>
-      </w:r>
-      <w:r>
-        <w:rPr>
-          <w:rFonts w:ascii="Times New Roman" w:cs="Times New Roman" w:eastAsia="Times New Roman" w:hAnsi="Times New Roman"/>
-          <w:sz w:val="22"/>
-          <w:szCs w:val="22"/>
-          <w:rtl w:val="0"/>
-        </w:rPr>
-        <w:t xml:space="preserve">, mayor de edad, </w:t>
-      </w:r>
-      <w:r>
-        <w:rPr>
-          <w:rFonts w:ascii="Times New Roman" w:cs="Times New Roman" w:eastAsia="Times New Roman" w:hAnsi="Times New Roman"/>
-          <w:b w:val="1"/>
-          <w:bCs w:val="1"/>
-          <w:sz w:val="22"/>
-          <w:szCs w:val="22"/>
-          <w:u w:val="single"/>
-          <w:rtl w:val="0"/>
-        </w:rPr>
-        <w:t xml:space="preserve">{{COMPRADOR_ESTADO_CIVIL}}</w:t>
-      </w:r>
-      <w:r>
-        <w:rPr>
-          <w:rFonts w:ascii="Times New Roman" w:cs="Times New Roman" w:eastAsia="Times New Roman" w:hAnsi="Times New Roman"/>
-          <w:sz w:val="22"/>
-          <w:szCs w:val="22"/>
-          <w:rtl w:val="0"/>
-        </w:rPr>
-        <w:t xml:space="preserve">, </w:t>
-      </w:r>
-      <w:r>
-        <w:rPr>
-          <w:rFonts w:ascii="Times New Roman" w:cs="Times New Roman" w:eastAsia="Times New Roman" w:hAnsi="Times New Roman"/>
-          <w:b w:val="1"/>
-          <w:bCs w:val="1"/>
-          <w:sz w:val="22"/>
-          <w:szCs w:val="22"/>
-          <w:u w:val="single"/>
-          <w:rtl w:val="0"/>
-        </w:rPr>
-        <w:t xml:space="preserve">{{COMPRADOR_OCUPACION}}</w:t>
-      </w:r>
-      <w:r>
-        <w:rPr>
-          <w:rFonts w:ascii="Times New Roman" w:cs="Times New Roman" w:eastAsia="Times New Roman" w:hAnsi="Times New Roman"/>
-          <w:sz w:val="22"/>
-          <w:szCs w:val="22"/>
-          <w:rtl w:val="0"/>
-        </w:rPr>
-        <w:t xml:space="preserve">, portador(a) de la cédula de Identidad y Electoral No. </w:t>
-      </w:r>
-      <w:r>
-        <w:rPr>
-          <w:rFonts w:ascii="Times New Roman" w:cs="Times New Roman" w:eastAsia="Times New Roman" w:hAnsi="Times New Roman"/>
-          <w:b w:val="1"/>
-          <w:bCs w:val="1"/>
-          <w:sz w:val="22"/>
-          <w:szCs w:val="22"/>
-          <w:u w:val="single"/>
-          <w:rtl w:val="0"/>
-        </w:rPr>
-        <w:t xml:space="preserve">{{COMPRADOR_CEDULA}}</w:t>
-      </w:r>
-      <w:r>
-        <w:rPr>
-          <w:rFonts w:ascii="Times New Roman" w:cs="Times New Roman" w:eastAsia="Times New Roman" w:hAnsi="Times New Roman"/>
-          <w:sz w:val="22"/>
-          <w:szCs w:val="22"/>
-          <w:rtl w:val="0"/>
-        </w:rPr>
-        <w:t xml:space="preserve">, domiciliado(a) y residente en </w:t>
-      </w:r>
-      <w:r>
-        <w:rPr>
-          <w:rFonts w:ascii="Times New Roman" w:cs="Times New Roman" w:eastAsia="Times New Roman" w:hAnsi="Times New Roman"/>
-          <w:b w:val="1"/>
-          <w:bCs w:val="1"/>
-          <w:sz w:val="22"/>
-          <w:szCs w:val="22"/>
-          <w:u w:val="single"/>
-          <w:rtl w:val="0"/>
-        </w:rPr>
-        <w:t xml:space="preserve">{{COMPRADOR_DOMICILIO}}</w:t>
-      </w:r>
-      <w:r>
-        <w:rPr>
-          <w:rFonts w:ascii="Times New Roman" w:cs="Times New Roman" w:eastAsia="Times New Roman" w:hAnsi="Times New Roman"/>
-          <w:sz w:val="22"/>
-          <w:szCs w:val="22"/>
-          <w:rtl w:val="0"/>
-        </w:rPr>
-        <w:t xml:space="preserve">;</w:t>
-      </w:r>
-      <w:r>
-        <w:rPr>
-          <w:rtl w:val="0"/>
-        </w:rPr>
+          <w:rFonts w:ascii="Times New Roman" w:hAnsi="Times New Roman"/>
+          <w:sz w:val="22"/>
+        </w:rPr>
+        <w:t>{{r COMPRADOR_BLOQUE}};</w:t>
       </w:r>
     </w:p>
     <w:p>
@@ -531,38 +231,10 @@
       </w:pPr>
       <w:r>
         <w:rPr>
-          <w:rFonts w:ascii="Times New Roman" w:cs="Times New Roman" w:eastAsia="Times New Roman" w:hAnsi="Times New Roman"/>
-          <w:sz w:val="22"/>
-          <w:szCs w:val="22"/>
-          <w:rtl w:val="0"/>
-        </w:rPr>
-        <w:t xml:space="preserve">quien en lo que sigue del presente contrato se denominará </w:t>
-      </w:r>
-      <w:r>
-        <w:rPr>
-          <w:rFonts w:ascii="Times New Roman" w:cs="Times New Roman" w:eastAsia="Times New Roman" w:hAnsi="Times New Roman"/>
-          <w:b w:val="1"/>
-          <w:bCs w:val="1"/>
-          <w:sz w:val="22"/>
-          <w:szCs w:val="22"/>
-          <w:u w:val="single"/>
-          <w:rtl w:val="0"/>
-        </w:rPr>
-        <w:t xml:space="preserve">{{DENOMINACION_COMPRADOR}}</w:t>
-      </w:r>
-      <w:r>
-        <w:rPr>
-          <w:rFonts w:ascii="Times New Roman" w:cs="Times New Roman" w:eastAsia="Times New Roman" w:hAnsi="Times New Roman"/>
-          <w:sz w:val="22"/>
-          <w:szCs w:val="22"/>
-          <w:rtl w:val="0"/>
-        </w:rPr>
-        <w:t xml:space="preserve">; se ha convenido y pactado el siguiente------------------------------------------------------</w:t>
-      </w:r>
-      <w:r>
-        <w:rPr>
-          <w:rtl w:val="0"/>
-        </w:rPr>
+          <w:rFonts w:ascii="Times New Roman" w:hAnsi="Times New Roman"/>
+          <w:sz w:val="22"/>
+        </w:rPr>
+        <w:t>{{COMPRADOR_QUIEN}} en lo que {{COMPRADOR_SIGUE}} del presente contrato {{COMPRADOR_SE_DENOMINARA}} {{DENOMINACION_COMPRADOR}}; se ha convenido y pactado el siguiente------------------------------------------------------</w:t>
       </w:r>
     </w:p>
     <w:p>
